--- a/docs/kawane_rebuild_design_complete_20260731.docx
+++ b/docs/kawane_rebuild_design_complete_20260731.docx
@@ -774,15 +774,51 @@
       </w:r>
     </w:p>
     <w:p>
-      <w:r/>
+      <w:pPr/>
+      <w:r>
+        <w:t>図4-1 システム構成図。画面、API/RPC、View、Supabase PostgreSQL、外部ファイル取込の関係を示す。</w:t>
+      </w:r>
     </w:p>
-    <w:p/>
     <w:p>
-      <w:pPr>
-        <w:pStyle w:val="Heading1"/>
-      </w:pPr>
       <w:r>
-        <w:t>5. ER図</w:t>
+        <w:drawing>
+          <wp:inline xmlns:a="http://schemas.openxmlformats.org/drawingml/2006/main" xmlns:pic="http://schemas.openxmlformats.org/drawingml/2006/picture">
+            <wp:extent cx="6217920" cy="3532909"/>
+            <wp:docPr id="3" name="Picture 3"/>
+            <wp:cNvGraphicFramePr>
+              <a:graphicFrameLocks noChangeAspect="1"/>
+            </wp:cNvGraphicFramePr>
+            <a:graphic>
+              <a:graphicData uri="http://schemas.openxmlformats.org/drawingml/2006/picture">
+                <pic:pic>
+                  <pic:nvPicPr>
+                    <pic:cNvPr id="0" name="image.png"/>
+                    <pic:cNvPicPr/>
+                  </pic:nvPicPr>
+                  <pic:blipFill>
+                    <a:blip r:embed="rId13"/>
+                    <a:stretch>
+                      <a:fillRect/>
+                    </a:stretch>
+                  </pic:blipFill>
+                  <pic:spPr>
+                    <a:xfrm>
+                      <a:off x="0" y="0"/>
+                      <a:ext cx="6217920" cy="3532909"/>
+                    </a:xfrm>
+                    <a:prstGeom prst="rect"/>
+                  </pic:spPr>
+                </pic:pic>
+              </a:graphicData>
+            </a:graphic>
+          </wp:inline>
+        </w:drawing>
+      </w:r>
+    </w:p>
+    <w:p>
+      <w:pPr/>
+      <w:r>
+        <w:t>画面はNext.js App Routerで構成し、登録系はSupabase RPC、参照系はViewを中心に利用する。各管理画面は注残(posts)を基準に、削除済み・完了済み・出荷済みの扱いを画面ごとに制御する。</w:t>
       </w:r>
     </w:p>
     <w:p>
@@ -795,9 +831,45 @@
           <w:docGrid w:linePitch="360"/>
         </w:sectPr>
       </w:pPr>
+      <w:r>
+        <w:t>図5-1 ER図。注残を中心に、受注別工程、実績、ロット、在庫、引当、出荷、マスタの関係を示す。</w:t>
+      </w:r>
     </w:p>
     <w:p>
-      <w:r/>
+      <w:r>
+        <w:drawing>
+          <wp:inline xmlns:a="http://schemas.openxmlformats.org/drawingml/2006/main" xmlns:pic="http://schemas.openxmlformats.org/drawingml/2006/picture">
+            <wp:extent cx="6217920" cy="4228186"/>
+            <wp:docPr id="4" name="Picture 4"/>
+            <wp:cNvGraphicFramePr>
+              <a:graphicFrameLocks noChangeAspect="1"/>
+            </wp:cNvGraphicFramePr>
+            <a:graphic>
+              <a:graphicData uri="http://schemas.openxmlformats.org/drawingml/2006/picture">
+                <pic:pic>
+                  <pic:nvPicPr>
+                    <pic:cNvPr id="0" name="er_diagram_20260731.png"/>
+                    <pic:cNvPicPr/>
+                  </pic:nvPicPr>
+                  <pic:blipFill>
+                    <a:blip r:embed="rId15"/>
+                    <a:stretch>
+                      <a:fillRect/>
+                    </a:stretch>
+                  </pic:blipFill>
+                  <pic:spPr>
+                    <a:xfrm>
+                      <a:off x="0" y="0"/>
+                      <a:ext cx="6217920" cy="4228186"/>
+                    </a:xfrm>
+                    <a:prstGeom prst="rect"/>
+                  </pic:spPr>
+                </pic:pic>
+              </a:graphicData>
+            </a:graphic>
+          </wp:inline>
+        </w:drawing>
+      </w:r>
     </w:p>
     <w:p>
       <w:pPr>
@@ -808,6 +880,9 @@
           <w:docGrid w:linePitch="360"/>
         </w:sectPr>
       </w:pPr>
+      <w:r>
+        <w:t>ロット管理はpostsに紐づくlotsを中心に、production_results、inventory_items、inventory_allocations、shipmentsへlot_idを伝搬させる。削除は通常ソフト削除、削除済み一覧から管理者操作で物理削除する。</w:t>
+      </w:r>
     </w:p>
     <w:p>
       <w:pPr>
